--- a/slot1/ex1.docx
+++ b/slot1/ex1.docx
@@ -20,452 +20,786 @@
     </w:p>
     <w:p>
       <w:pPr>
-        <w:pStyle w:val="10"/>
+        <w:pStyle w:val="11"/>
         <w:tabs>
           <w:tab w:val="right" w:leader="dot" w:pos="9637"/>
         </w:tabs>
-      </w:pPr>
-      <w:bookmarkStart w:id="0" w:name="_Toc26069"/>
-      <w:bookmarkStart w:id="1" w:name="_Toc25159"/>
+        <w:rPr>
+          <w:rFonts w:hint="default" w:ascii="Times New Roman" w:hAnsi="Times New Roman" w:cs="Times New Roman"/>
+        </w:rPr>
+      </w:pPr>
+      <w:bookmarkStart w:id="0" w:name="_Toc25159"/>
+      <w:bookmarkStart w:id="1" w:name="_Toc26069"/>
       <w:bookmarkStart w:id="2" w:name="_Toc4897"/>
       <w:r>
+        <w:rPr>
+          <w:rFonts w:hint="default" w:ascii="Times New Roman" w:hAnsi="Times New Roman" w:cs="Times New Roman"/>
+        </w:rPr>
         <w:fldChar w:fldCharType="begin"/>
       </w:r>
       <w:r>
+        <w:rPr>
+          <w:rFonts w:hint="default" w:ascii="Times New Roman" w:hAnsi="Times New Roman" w:cs="Times New Roman"/>
+        </w:rPr>
         <w:instrText xml:space="preserve">TOC \f \t "h1,1,h2,2" \h</w:instrText>
       </w:r>
       <w:r>
+        <w:rPr>
+          <w:rFonts w:hint="default" w:ascii="Times New Roman" w:hAnsi="Times New Roman" w:cs="Times New Roman"/>
+        </w:rPr>
         <w:fldChar w:fldCharType="separate"/>
       </w:r>
       <w:r>
+        <w:rPr>
+          <w:rFonts w:hint="default" w:ascii="Times New Roman" w:hAnsi="Times New Roman" w:cs="Times New Roman"/>
+        </w:rPr>
         <w:fldChar w:fldCharType="begin"/>
       </w:r>
       <w:r>
+        <w:rPr>
+          <w:rFonts w:hint="default" w:ascii="Times New Roman" w:hAnsi="Times New Roman" w:cs="Times New Roman"/>
+        </w:rPr>
         <w:instrText xml:space="preserve"> HYPERLINK \l _Toc627 </w:instrText>
       </w:r>
       <w:r>
+        <w:rPr>
+          <w:rFonts w:hint="default" w:ascii="Times New Roman" w:hAnsi="Times New Roman" w:cs="Times New Roman"/>
+        </w:rPr>
         <w:fldChar w:fldCharType="separate"/>
       </w:r>
       <w:r>
         <w:rPr>
-          <w:rFonts w:hint="default"/>
+          <w:rFonts w:hint="default" w:ascii="Times New Roman" w:hAnsi="Times New Roman" w:cs="Times New Roman"/>
         </w:rPr>
         <w:t>CÂU 1: GIẢI THÍCH SỰ KHÁC NHAU GIỮA SPRING VÀ SPRING BOOT</w:t>
       </w:r>
       <w:r>
+        <w:rPr>
+          <w:rFonts w:hint="default" w:ascii="Times New Roman" w:hAnsi="Times New Roman" w:cs="Times New Roman"/>
+        </w:rPr>
         <w:tab/>
       </w:r>
       <w:r>
+        <w:rPr>
+          <w:rFonts w:hint="default" w:ascii="Times New Roman" w:hAnsi="Times New Roman" w:cs="Times New Roman"/>
+        </w:rPr>
         <w:fldChar w:fldCharType="begin"/>
       </w:r>
       <w:r>
+        <w:rPr>
+          <w:rFonts w:hint="default" w:ascii="Times New Roman" w:hAnsi="Times New Roman" w:cs="Times New Roman"/>
+        </w:rPr>
         <w:instrText xml:space="preserve"> PAGEREF _Toc627 \h </w:instrText>
       </w:r>
       <w:r>
+        <w:rPr>
+          <w:rFonts w:hint="default" w:ascii="Times New Roman" w:hAnsi="Times New Roman" w:cs="Times New Roman"/>
+        </w:rPr>
         <w:fldChar w:fldCharType="separate"/>
       </w:r>
       <w:r>
+        <w:rPr>
+          <w:rFonts w:hint="default" w:ascii="Times New Roman" w:hAnsi="Times New Roman" w:cs="Times New Roman"/>
+        </w:rPr>
         <w:t>1</w:t>
       </w:r>
       <w:r>
+        <w:rPr>
+          <w:rFonts w:hint="default" w:ascii="Times New Roman" w:hAnsi="Times New Roman" w:cs="Times New Roman"/>
+        </w:rPr>
         <w:fldChar w:fldCharType="end"/>
       </w:r>
       <w:r>
+        <w:rPr>
+          <w:rFonts w:hint="default" w:ascii="Times New Roman" w:hAnsi="Times New Roman" w:cs="Times New Roman"/>
+        </w:rPr>
         <w:fldChar w:fldCharType="end"/>
       </w:r>
     </w:p>
     <w:p>
       <w:pPr>
+        <w:pStyle w:val="12"/>
+        <w:tabs>
+          <w:tab w:val="right" w:leader="dot" w:pos="9637"/>
+        </w:tabs>
+        <w:rPr>
+          <w:rFonts w:hint="default" w:ascii="Times New Roman" w:hAnsi="Times New Roman" w:cs="Times New Roman"/>
+        </w:rPr>
+      </w:pPr>
+      <w:r>
+        <w:rPr>
+          <w:rFonts w:hint="default" w:ascii="Times New Roman" w:hAnsi="Times New Roman" w:cs="Times New Roman"/>
+        </w:rPr>
+        <w:fldChar w:fldCharType="begin"/>
+      </w:r>
+      <w:r>
+        <w:rPr>
+          <w:rFonts w:hint="default" w:ascii="Times New Roman" w:hAnsi="Times New Roman" w:cs="Times New Roman"/>
+        </w:rPr>
+        <w:instrText xml:space="preserve"> HYPERLINK \l _Toc7077 </w:instrText>
+      </w:r>
+      <w:r>
+        <w:rPr>
+          <w:rFonts w:hint="default" w:ascii="Times New Roman" w:hAnsi="Times New Roman" w:cs="Times New Roman"/>
+        </w:rPr>
+        <w:fldChar w:fldCharType="separate"/>
+      </w:r>
+      <w:r>
+        <w:rPr>
+          <w:rFonts w:hint="default" w:ascii="Times New Roman" w:hAnsi="Times New Roman" w:cs="Times New Roman"/>
+        </w:rPr>
+        <w:t>1.1 Spring Framework:</w:t>
+      </w:r>
+      <w:r>
+        <w:rPr>
+          <w:rFonts w:hint="default" w:ascii="Times New Roman" w:hAnsi="Times New Roman" w:cs="Times New Roman"/>
+        </w:rPr>
+        <w:tab/>
+      </w:r>
+      <w:r>
+        <w:rPr>
+          <w:rFonts w:hint="default" w:ascii="Times New Roman" w:hAnsi="Times New Roman" w:cs="Times New Roman"/>
+        </w:rPr>
+        <w:fldChar w:fldCharType="begin"/>
+      </w:r>
+      <w:r>
+        <w:rPr>
+          <w:rFonts w:hint="default" w:ascii="Times New Roman" w:hAnsi="Times New Roman" w:cs="Times New Roman"/>
+        </w:rPr>
+        <w:instrText xml:space="preserve"> PAGEREF _Toc7077 \h </w:instrText>
+      </w:r>
+      <w:r>
+        <w:rPr>
+          <w:rFonts w:hint="default" w:ascii="Times New Roman" w:hAnsi="Times New Roman" w:cs="Times New Roman"/>
+        </w:rPr>
+        <w:fldChar w:fldCharType="separate"/>
+      </w:r>
+      <w:r>
+        <w:rPr>
+          <w:rFonts w:hint="default" w:ascii="Times New Roman" w:hAnsi="Times New Roman" w:cs="Times New Roman"/>
+        </w:rPr>
+        <w:t>1</w:t>
+      </w:r>
+      <w:r>
+        <w:rPr>
+          <w:rFonts w:hint="default" w:ascii="Times New Roman" w:hAnsi="Times New Roman" w:cs="Times New Roman"/>
+        </w:rPr>
+        <w:fldChar w:fldCharType="end"/>
+      </w:r>
+      <w:r>
+        <w:rPr>
+          <w:rFonts w:hint="default" w:ascii="Times New Roman" w:hAnsi="Times New Roman" w:cs="Times New Roman"/>
+        </w:rPr>
+        <w:fldChar w:fldCharType="end"/>
+      </w:r>
+    </w:p>
+    <w:p>
+      <w:pPr>
+        <w:pStyle w:val="12"/>
+        <w:tabs>
+          <w:tab w:val="right" w:leader="dot" w:pos="9637"/>
+        </w:tabs>
+        <w:rPr>
+          <w:rFonts w:hint="default" w:ascii="Times New Roman" w:hAnsi="Times New Roman" w:cs="Times New Roman"/>
+        </w:rPr>
+      </w:pPr>
+      <w:r>
+        <w:rPr>
+          <w:rFonts w:hint="default" w:ascii="Times New Roman" w:hAnsi="Times New Roman" w:cs="Times New Roman"/>
+        </w:rPr>
+        <w:fldChar w:fldCharType="begin"/>
+      </w:r>
+      <w:r>
+        <w:rPr>
+          <w:rFonts w:hint="default" w:ascii="Times New Roman" w:hAnsi="Times New Roman" w:cs="Times New Roman"/>
+        </w:rPr>
+        <w:instrText xml:space="preserve"> HYPERLINK \l _Toc26601 </w:instrText>
+      </w:r>
+      <w:r>
+        <w:rPr>
+          <w:rFonts w:hint="default" w:ascii="Times New Roman" w:hAnsi="Times New Roman" w:cs="Times New Roman"/>
+        </w:rPr>
+        <w:fldChar w:fldCharType="separate"/>
+      </w:r>
+      <w:r>
+        <w:rPr>
+          <w:rFonts w:hint="default" w:ascii="Times New Roman" w:hAnsi="Times New Roman" w:cs="Times New Roman"/>
+        </w:rPr>
+        <w:t>1</w:t>
+      </w:r>
+      <w:r>
+        <w:rPr>
+          <w:rFonts w:hint="default" w:ascii="Times New Roman" w:hAnsi="Times New Roman" w:cs="Times New Roman"/>
+          <w:lang w:val="vi-VN"/>
+        </w:rPr>
+        <w:t>.2</w:t>
+      </w:r>
+      <w:r>
+        <w:rPr>
+          <w:rFonts w:hint="default" w:ascii="Times New Roman" w:hAnsi="Times New Roman" w:cs="Times New Roman"/>
+        </w:rPr>
+        <w:t xml:space="preserve"> Spring Boot:</w:t>
+      </w:r>
+      <w:r>
+        <w:rPr>
+          <w:rFonts w:hint="default" w:ascii="Times New Roman" w:hAnsi="Times New Roman" w:cs="Times New Roman"/>
+        </w:rPr>
+        <w:tab/>
+      </w:r>
+      <w:r>
+        <w:rPr>
+          <w:rFonts w:hint="default" w:ascii="Times New Roman" w:hAnsi="Times New Roman" w:cs="Times New Roman"/>
+        </w:rPr>
+        <w:fldChar w:fldCharType="begin"/>
+      </w:r>
+      <w:r>
+        <w:rPr>
+          <w:rFonts w:hint="default" w:ascii="Times New Roman" w:hAnsi="Times New Roman" w:cs="Times New Roman"/>
+        </w:rPr>
+        <w:instrText xml:space="preserve"> PAGEREF _Toc26601 \h </w:instrText>
+      </w:r>
+      <w:r>
+        <w:rPr>
+          <w:rFonts w:hint="default" w:ascii="Times New Roman" w:hAnsi="Times New Roman" w:cs="Times New Roman"/>
+        </w:rPr>
+        <w:fldChar w:fldCharType="separate"/>
+      </w:r>
+      <w:r>
+        <w:rPr>
+          <w:rFonts w:hint="default" w:ascii="Times New Roman" w:hAnsi="Times New Roman" w:cs="Times New Roman"/>
+        </w:rPr>
+        <w:t>1</w:t>
+      </w:r>
+      <w:r>
+        <w:rPr>
+          <w:rFonts w:hint="default" w:ascii="Times New Roman" w:hAnsi="Times New Roman" w:cs="Times New Roman"/>
+        </w:rPr>
+        <w:fldChar w:fldCharType="end"/>
+      </w:r>
+      <w:r>
+        <w:rPr>
+          <w:rFonts w:hint="default" w:ascii="Times New Roman" w:hAnsi="Times New Roman" w:cs="Times New Roman"/>
+        </w:rPr>
+        <w:fldChar w:fldCharType="end"/>
+      </w:r>
+    </w:p>
+    <w:p>
+      <w:pPr>
         <w:pStyle w:val="11"/>
         <w:tabs>
           <w:tab w:val="right" w:leader="dot" w:pos="9637"/>
         </w:tabs>
-      </w:pPr>
-      <w:r>
+        <w:rPr>
+          <w:rFonts w:hint="default" w:ascii="Times New Roman" w:hAnsi="Times New Roman" w:cs="Times New Roman"/>
+        </w:rPr>
+      </w:pPr>
+      <w:r>
+        <w:rPr>
+          <w:rFonts w:hint="default" w:ascii="Times New Roman" w:hAnsi="Times New Roman" w:cs="Times New Roman"/>
+        </w:rPr>
         <w:fldChar w:fldCharType="begin"/>
       </w:r>
       <w:r>
-        <w:instrText xml:space="preserve"> HYPERLINK \l _Toc7077 </w:instrText>
-      </w:r>
-      <w:r>
+        <w:rPr>
+          <w:rFonts w:hint="default" w:ascii="Times New Roman" w:hAnsi="Times New Roman" w:cs="Times New Roman"/>
+        </w:rPr>
+        <w:instrText xml:space="preserve"> HYPERLINK \l _Toc21123 </w:instrText>
+      </w:r>
+      <w:r>
+        <w:rPr>
+          <w:rFonts w:hint="default" w:ascii="Times New Roman" w:hAnsi="Times New Roman" w:cs="Times New Roman"/>
+        </w:rPr>
         <w:fldChar w:fldCharType="separate"/>
       </w:r>
       <w:r>
         <w:rPr>
-          <w:rFonts w:hint="default"/>
-        </w:rPr>
-        <w:t>1.1 Spring Framework:</w:t>
-      </w:r>
-      <w:r>
+          <w:rFonts w:hint="default" w:ascii="Times New Roman" w:hAnsi="Times New Roman" w:cs="Times New Roman"/>
+        </w:rPr>
+        <w:t>CÂU 2: ORM LÀ GÌ VÀ VÍ DỤ MINH HỌA</w:t>
+      </w:r>
+      <w:r>
+        <w:rPr>
+          <w:rFonts w:hint="default" w:ascii="Times New Roman" w:hAnsi="Times New Roman" w:cs="Times New Roman"/>
+        </w:rPr>
         <w:tab/>
       </w:r>
       <w:r>
+        <w:rPr>
+          <w:rFonts w:hint="default" w:ascii="Times New Roman" w:hAnsi="Times New Roman" w:cs="Times New Roman"/>
+        </w:rPr>
         <w:fldChar w:fldCharType="begin"/>
       </w:r>
       <w:r>
-        <w:instrText xml:space="preserve"> PAGEREF _Toc7077 \h </w:instrText>
-      </w:r>
-      <w:r>
+        <w:rPr>
+          <w:rFonts w:hint="default" w:ascii="Times New Roman" w:hAnsi="Times New Roman" w:cs="Times New Roman"/>
+        </w:rPr>
+        <w:instrText xml:space="preserve"> PAGEREF _Toc21123 \h </w:instrText>
+      </w:r>
+      <w:r>
+        <w:rPr>
+          <w:rFonts w:hint="default" w:ascii="Times New Roman" w:hAnsi="Times New Roman" w:cs="Times New Roman"/>
+        </w:rPr>
         <w:fldChar w:fldCharType="separate"/>
       </w:r>
       <w:r>
-        <w:t>1</w:t>
-      </w:r>
-      <w:r>
+        <w:rPr>
+          <w:rFonts w:hint="default" w:ascii="Times New Roman" w:hAnsi="Times New Roman" w:cs="Times New Roman"/>
+        </w:rPr>
+        <w:t>2</w:t>
+      </w:r>
+      <w:r>
+        <w:rPr>
+          <w:rFonts w:hint="default" w:ascii="Times New Roman" w:hAnsi="Times New Roman" w:cs="Times New Roman"/>
+        </w:rPr>
         <w:fldChar w:fldCharType="end"/>
       </w:r>
       <w:r>
+        <w:rPr>
+          <w:rFonts w:hint="default" w:ascii="Times New Roman" w:hAnsi="Times New Roman" w:cs="Times New Roman"/>
+        </w:rPr>
         <w:fldChar w:fldCharType="end"/>
       </w:r>
     </w:p>
     <w:p>
       <w:pPr>
+        <w:pStyle w:val="12"/>
+        <w:tabs>
+          <w:tab w:val="right" w:leader="dot" w:pos="9637"/>
+        </w:tabs>
+        <w:rPr>
+          <w:rFonts w:hint="default" w:ascii="Times New Roman" w:hAnsi="Times New Roman" w:cs="Times New Roman"/>
+        </w:rPr>
+      </w:pPr>
+      <w:r>
+        <w:rPr>
+          <w:rFonts w:hint="default" w:ascii="Times New Roman" w:hAnsi="Times New Roman" w:cs="Times New Roman"/>
+        </w:rPr>
+        <w:fldChar w:fldCharType="begin"/>
+      </w:r>
+      <w:r>
+        <w:rPr>
+          <w:rFonts w:hint="default" w:ascii="Times New Roman" w:hAnsi="Times New Roman" w:cs="Times New Roman"/>
+        </w:rPr>
+        <w:instrText xml:space="preserve"> HYPERLINK \l _Toc8117 </w:instrText>
+      </w:r>
+      <w:r>
+        <w:rPr>
+          <w:rFonts w:hint="default" w:ascii="Times New Roman" w:hAnsi="Times New Roman" w:cs="Times New Roman"/>
+        </w:rPr>
+        <w:fldChar w:fldCharType="separate"/>
+      </w:r>
+      <w:r>
+        <w:rPr>
+          <w:rFonts w:hint="default" w:ascii="Times New Roman" w:hAnsi="Times New Roman" w:cs="Times New Roman"/>
+        </w:rPr>
+        <w:t>2.1 Khái niệm ORM (Object-Relational Mapping):</w:t>
+      </w:r>
+      <w:r>
+        <w:rPr>
+          <w:rFonts w:hint="default" w:ascii="Times New Roman" w:hAnsi="Times New Roman" w:cs="Times New Roman"/>
+        </w:rPr>
+        <w:tab/>
+      </w:r>
+      <w:r>
+        <w:rPr>
+          <w:rFonts w:hint="default" w:ascii="Times New Roman" w:hAnsi="Times New Roman" w:cs="Times New Roman"/>
+        </w:rPr>
+        <w:fldChar w:fldCharType="begin"/>
+      </w:r>
+      <w:r>
+        <w:rPr>
+          <w:rFonts w:hint="default" w:ascii="Times New Roman" w:hAnsi="Times New Roman" w:cs="Times New Roman"/>
+        </w:rPr>
+        <w:instrText xml:space="preserve"> PAGEREF _Toc8117 \h </w:instrText>
+      </w:r>
+      <w:r>
+        <w:rPr>
+          <w:rFonts w:hint="default" w:ascii="Times New Roman" w:hAnsi="Times New Roman" w:cs="Times New Roman"/>
+        </w:rPr>
+        <w:fldChar w:fldCharType="separate"/>
+      </w:r>
+      <w:r>
+        <w:rPr>
+          <w:rFonts w:hint="default" w:ascii="Times New Roman" w:hAnsi="Times New Roman" w:cs="Times New Roman"/>
+        </w:rPr>
+        <w:t>2</w:t>
+      </w:r>
+      <w:r>
+        <w:rPr>
+          <w:rFonts w:hint="default" w:ascii="Times New Roman" w:hAnsi="Times New Roman" w:cs="Times New Roman"/>
+        </w:rPr>
+        <w:fldChar w:fldCharType="end"/>
+      </w:r>
+      <w:r>
+        <w:rPr>
+          <w:rFonts w:hint="default" w:ascii="Times New Roman" w:hAnsi="Times New Roman" w:cs="Times New Roman"/>
+        </w:rPr>
+        <w:fldChar w:fldCharType="end"/>
+      </w:r>
+    </w:p>
+    <w:p>
+      <w:pPr>
+        <w:pStyle w:val="12"/>
+        <w:tabs>
+          <w:tab w:val="right" w:leader="dot" w:pos="9637"/>
+        </w:tabs>
+        <w:rPr>
+          <w:rFonts w:hint="default" w:ascii="Times New Roman" w:hAnsi="Times New Roman" w:cs="Times New Roman"/>
+        </w:rPr>
+      </w:pPr>
+      <w:r>
+        <w:rPr>
+          <w:rFonts w:hint="default" w:ascii="Times New Roman" w:hAnsi="Times New Roman" w:cs="Times New Roman"/>
+        </w:rPr>
+        <w:fldChar w:fldCharType="begin"/>
+      </w:r>
+      <w:r>
+        <w:rPr>
+          <w:rFonts w:hint="default" w:ascii="Times New Roman" w:hAnsi="Times New Roman" w:cs="Times New Roman"/>
+        </w:rPr>
+        <w:instrText xml:space="preserve"> HYPERLINK \l _Toc24460 </w:instrText>
+      </w:r>
+      <w:r>
+        <w:rPr>
+          <w:rFonts w:hint="default" w:ascii="Times New Roman" w:hAnsi="Times New Roman" w:cs="Times New Roman"/>
+        </w:rPr>
+        <w:fldChar w:fldCharType="separate"/>
+      </w:r>
+      <w:r>
+        <w:rPr>
+          <w:rFonts w:hint="default" w:ascii="Times New Roman" w:hAnsi="Times New Roman" w:cs="Times New Roman"/>
+        </w:rPr>
+        <w:t>2.2 Ví dụ minh họa:</w:t>
+      </w:r>
+      <w:r>
+        <w:rPr>
+          <w:rFonts w:hint="default" w:ascii="Times New Roman" w:hAnsi="Times New Roman" w:cs="Times New Roman"/>
+        </w:rPr>
+        <w:tab/>
+      </w:r>
+      <w:r>
+        <w:rPr>
+          <w:rFonts w:hint="default" w:ascii="Times New Roman" w:hAnsi="Times New Roman" w:cs="Times New Roman"/>
+        </w:rPr>
+        <w:fldChar w:fldCharType="begin"/>
+      </w:r>
+      <w:r>
+        <w:rPr>
+          <w:rFonts w:hint="default" w:ascii="Times New Roman" w:hAnsi="Times New Roman" w:cs="Times New Roman"/>
+        </w:rPr>
+        <w:instrText xml:space="preserve"> PAGEREF _Toc24460 \h </w:instrText>
+      </w:r>
+      <w:r>
+        <w:rPr>
+          <w:rFonts w:hint="default" w:ascii="Times New Roman" w:hAnsi="Times New Roman" w:cs="Times New Roman"/>
+        </w:rPr>
+        <w:fldChar w:fldCharType="separate"/>
+      </w:r>
+      <w:r>
+        <w:rPr>
+          <w:rFonts w:hint="default" w:ascii="Times New Roman" w:hAnsi="Times New Roman" w:cs="Times New Roman"/>
+        </w:rPr>
+        <w:t>2</w:t>
+      </w:r>
+      <w:r>
+        <w:rPr>
+          <w:rFonts w:hint="default" w:ascii="Times New Roman" w:hAnsi="Times New Roman" w:cs="Times New Roman"/>
+        </w:rPr>
+        <w:fldChar w:fldCharType="end"/>
+      </w:r>
+      <w:r>
+        <w:rPr>
+          <w:rFonts w:hint="default" w:ascii="Times New Roman" w:hAnsi="Times New Roman" w:cs="Times New Roman"/>
+        </w:rPr>
+        <w:fldChar w:fldCharType="end"/>
+      </w:r>
+    </w:p>
+    <w:p>
+      <w:pPr>
         <w:pStyle w:val="11"/>
         <w:tabs>
           <w:tab w:val="right" w:leader="dot" w:pos="9637"/>
         </w:tabs>
-      </w:pPr>
-      <w:r>
+        <w:rPr>
+          <w:rFonts w:hint="default" w:ascii="Times New Roman" w:hAnsi="Times New Roman" w:cs="Times New Roman"/>
+        </w:rPr>
+      </w:pPr>
+      <w:r>
+        <w:rPr>
+          <w:rFonts w:hint="default" w:ascii="Times New Roman" w:hAnsi="Times New Roman" w:cs="Times New Roman"/>
+        </w:rPr>
         <w:fldChar w:fldCharType="begin"/>
       </w:r>
       <w:r>
-        <w:instrText xml:space="preserve"> HYPERLINK \l _Toc26601 </w:instrText>
-      </w:r>
-      <w:r>
+        <w:rPr>
+          <w:rFonts w:hint="default" w:ascii="Times New Roman" w:hAnsi="Times New Roman" w:cs="Times New Roman"/>
+        </w:rPr>
+        <w:instrText xml:space="preserve"> HYPERLINK \l _Toc32368 </w:instrText>
+      </w:r>
+      <w:r>
+        <w:rPr>
+          <w:rFonts w:hint="default" w:ascii="Times New Roman" w:hAnsi="Times New Roman" w:cs="Times New Roman"/>
+        </w:rPr>
         <w:fldChar w:fldCharType="separate"/>
       </w:r>
       <w:r>
         <w:rPr>
-          <w:rFonts w:hint="default"/>
-        </w:rPr>
-        <w:t>1</w:t>
-      </w:r>
-      <w:r>
+          <w:rFonts w:hint="default" w:ascii="Times New Roman" w:hAnsi="Times New Roman" w:cs="Times New Roman"/>
+        </w:rPr>
+        <w:t>CÂU 3: GIẢI THÍCH ENTITY ANNOTATION VÀ MAPPING ANNOTATION</w:t>
+      </w:r>
+      <w:r>
+        <w:rPr>
+          <w:rFonts w:hint="default" w:ascii="Times New Roman" w:hAnsi="Times New Roman" w:cs="Times New Roman"/>
+        </w:rPr>
+        <w:tab/>
+      </w:r>
+      <w:r>
+        <w:rPr>
+          <w:rFonts w:hint="default" w:ascii="Times New Roman" w:hAnsi="Times New Roman" w:cs="Times New Roman"/>
+        </w:rPr>
+        <w:fldChar w:fldCharType="begin"/>
+      </w:r>
+      <w:r>
+        <w:rPr>
+          <w:rFonts w:hint="default" w:ascii="Times New Roman" w:hAnsi="Times New Roman" w:cs="Times New Roman"/>
+        </w:rPr>
+        <w:instrText xml:space="preserve"> PAGEREF _Toc32368 \h </w:instrText>
+      </w:r>
+      <w:r>
+        <w:rPr>
+          <w:rFonts w:hint="default" w:ascii="Times New Roman" w:hAnsi="Times New Roman" w:cs="Times New Roman"/>
+        </w:rPr>
+        <w:fldChar w:fldCharType="separate"/>
+      </w:r>
+      <w:r>
+        <w:rPr>
+          <w:rFonts w:hint="default" w:ascii="Times New Roman" w:hAnsi="Times New Roman" w:cs="Times New Roman"/>
+        </w:rPr>
+        <w:t>2</w:t>
+      </w:r>
+      <w:r>
+        <w:rPr>
+          <w:rFonts w:hint="default" w:ascii="Times New Roman" w:hAnsi="Times New Roman" w:cs="Times New Roman"/>
+        </w:rPr>
+        <w:fldChar w:fldCharType="end"/>
+      </w:r>
+      <w:r>
+        <w:rPr>
+          <w:rFonts w:hint="default" w:ascii="Times New Roman" w:hAnsi="Times New Roman" w:cs="Times New Roman"/>
+        </w:rPr>
+        <w:fldChar w:fldCharType="end"/>
+      </w:r>
+    </w:p>
+    <w:p>
+      <w:pPr>
+        <w:pStyle w:val="12"/>
+        <w:tabs>
+          <w:tab w:val="right" w:leader="dot" w:pos="9637"/>
+        </w:tabs>
+        <w:rPr>
+          <w:rFonts w:hint="default" w:ascii="Times New Roman" w:hAnsi="Times New Roman" w:cs="Times New Roman"/>
+        </w:rPr>
+      </w:pPr>
+      <w:r>
+        <w:rPr>
+          <w:rFonts w:hint="default" w:ascii="Times New Roman" w:hAnsi="Times New Roman" w:cs="Times New Roman"/>
+        </w:rPr>
+        <w:fldChar w:fldCharType="begin"/>
+      </w:r>
+      <w:r>
+        <w:rPr>
+          <w:rFonts w:hint="default" w:ascii="Times New Roman" w:hAnsi="Times New Roman" w:cs="Times New Roman"/>
+        </w:rPr>
+        <w:instrText xml:space="preserve"> HYPERLINK \l _Toc18557 </w:instrText>
+      </w:r>
+      <w:r>
+        <w:rPr>
+          <w:rFonts w:hint="default" w:ascii="Times New Roman" w:hAnsi="Times New Roman" w:cs="Times New Roman"/>
+        </w:rPr>
+        <w:fldChar w:fldCharType="separate"/>
+      </w:r>
+      <w:r>
+        <w:rPr>
+          <w:rFonts w:hint="default" w:ascii="Times New Roman" w:hAnsi="Times New Roman" w:cs="Times New Roman"/>
+        </w:rPr>
+        <w:t>3.1 Entity Annotation (Nhóm định nghĩa thực thể):</w:t>
+      </w:r>
+      <w:r>
+        <w:rPr>
+          <w:rFonts w:hint="default" w:ascii="Times New Roman" w:hAnsi="Times New Roman" w:cs="Times New Roman"/>
+        </w:rPr>
+        <w:tab/>
+      </w:r>
+      <w:r>
+        <w:rPr>
+          <w:rFonts w:hint="default" w:ascii="Times New Roman" w:hAnsi="Times New Roman" w:cs="Times New Roman"/>
+        </w:rPr>
+        <w:fldChar w:fldCharType="begin"/>
+      </w:r>
+      <w:r>
+        <w:rPr>
+          <w:rFonts w:hint="default" w:ascii="Times New Roman" w:hAnsi="Times New Roman" w:cs="Times New Roman"/>
+        </w:rPr>
+        <w:instrText xml:space="preserve"> PAGEREF _Toc18557 \h </w:instrText>
+      </w:r>
+      <w:r>
+        <w:rPr>
+          <w:rFonts w:hint="default" w:ascii="Times New Roman" w:hAnsi="Times New Roman" w:cs="Times New Roman"/>
+        </w:rPr>
+        <w:fldChar w:fldCharType="separate"/>
+      </w:r>
+      <w:r>
+        <w:rPr>
+          <w:rFonts w:hint="default" w:ascii="Times New Roman" w:hAnsi="Times New Roman" w:cs="Times New Roman"/>
+        </w:rPr>
+        <w:t>2</w:t>
+      </w:r>
+      <w:r>
+        <w:rPr>
+          <w:rFonts w:hint="default" w:ascii="Times New Roman" w:hAnsi="Times New Roman" w:cs="Times New Roman"/>
+        </w:rPr>
+        <w:fldChar w:fldCharType="end"/>
+      </w:r>
+      <w:r>
+        <w:rPr>
+          <w:rFonts w:hint="default" w:ascii="Times New Roman" w:hAnsi="Times New Roman" w:cs="Times New Roman"/>
+        </w:rPr>
+        <w:fldChar w:fldCharType="end"/>
+      </w:r>
+    </w:p>
+    <w:p>
+      <w:pPr>
+        <w:pStyle w:val="12"/>
+        <w:tabs>
+          <w:tab w:val="right" w:leader="dot" w:pos="9637"/>
+        </w:tabs>
+        <w:rPr>
+          <w:rFonts w:hint="default" w:ascii="Times New Roman" w:hAnsi="Times New Roman" w:cs="Times New Roman"/>
+        </w:rPr>
+      </w:pPr>
+      <w:r>
+        <w:rPr>
+          <w:rFonts w:hint="default" w:ascii="Times New Roman" w:hAnsi="Times New Roman" w:cs="Times New Roman"/>
+        </w:rPr>
+        <w:fldChar w:fldCharType="begin"/>
+      </w:r>
+      <w:r>
+        <w:rPr>
+          <w:rFonts w:hint="default" w:ascii="Times New Roman" w:hAnsi="Times New Roman" w:cs="Times New Roman"/>
+        </w:rPr>
+        <w:instrText xml:space="preserve"> HYPERLINK \l _Toc28763 </w:instrText>
+      </w:r>
+      <w:r>
+        <w:rPr>
+          <w:rFonts w:hint="default" w:ascii="Times New Roman" w:hAnsi="Times New Roman" w:cs="Times New Roman"/>
+        </w:rPr>
+        <w:fldChar w:fldCharType="separate"/>
+      </w:r>
+      <w:r>
+        <w:rPr>
+          <w:rFonts w:hint="default" w:ascii="Times New Roman" w:hAnsi="Times New Roman" w:cs="Times New Roman"/>
+        </w:rPr>
+        <w:t>3.2 Mapping Annotation (Nhóm ánh xạ quan hệ):</w:t>
+      </w:r>
+      <w:r>
+        <w:rPr>
+          <w:rFonts w:hint="default" w:ascii="Times New Roman" w:hAnsi="Times New Roman" w:cs="Times New Roman"/>
+        </w:rPr>
+        <w:tab/>
+      </w:r>
+      <w:r>
+        <w:rPr>
+          <w:rFonts w:hint="default" w:ascii="Times New Roman" w:hAnsi="Times New Roman" w:cs="Times New Roman"/>
+        </w:rPr>
+        <w:fldChar w:fldCharType="begin"/>
+      </w:r>
+      <w:r>
+        <w:rPr>
+          <w:rFonts w:hint="default" w:ascii="Times New Roman" w:hAnsi="Times New Roman" w:cs="Times New Roman"/>
+        </w:rPr>
+        <w:instrText xml:space="preserve"> PAGEREF _Toc28763 \h </w:instrText>
+      </w:r>
+      <w:r>
+        <w:rPr>
+          <w:rFonts w:hint="default" w:ascii="Times New Roman" w:hAnsi="Times New Roman" w:cs="Times New Roman"/>
+        </w:rPr>
+        <w:fldChar w:fldCharType="separate"/>
+      </w:r>
+      <w:r>
+        <w:rPr>
+          <w:rFonts w:hint="default" w:ascii="Times New Roman" w:hAnsi="Times New Roman" w:cs="Times New Roman"/>
+        </w:rPr>
+        <w:t>2</w:t>
+      </w:r>
+      <w:r>
+        <w:rPr>
+          <w:rFonts w:hint="default" w:ascii="Times New Roman" w:hAnsi="Times New Roman" w:cs="Times New Roman"/>
+        </w:rPr>
+        <w:fldChar w:fldCharType="end"/>
+      </w:r>
+      <w:r>
+        <w:rPr>
+          <w:rFonts w:hint="default" w:ascii="Times New Roman" w:hAnsi="Times New Roman" w:cs="Times New Roman"/>
+        </w:rPr>
+        <w:fldChar w:fldCharType="end"/>
+      </w:r>
+    </w:p>
+    <w:p>
+      <w:pPr>
+        <w:rPr>
+          <w:rFonts w:hint="default" w:ascii="Times New Roman" w:hAnsi="Times New Roman" w:cs="Times New Roman"/>
+        </w:rPr>
+      </w:pPr>
+      <w:r>
+        <w:rPr>
+          <w:rFonts w:hint="default" w:ascii="Times New Roman" w:hAnsi="Times New Roman" w:cs="Times New Roman"/>
+        </w:rPr>
+        <w:fldChar w:fldCharType="end"/>
+      </w:r>
+    </w:p>
+    <w:p>
+      <w:pPr>
+        <w:rPr>
+          <w:rFonts w:hint="default" w:ascii="Times New Roman" w:hAnsi="Times New Roman" w:cs="Times New Roman"/>
+        </w:rPr>
+      </w:pPr>
+      <w:r>
+        <w:rPr>
+          <w:rFonts w:hint="default" w:ascii="Times New Roman" w:hAnsi="Times New Roman" w:cs="Times New Roman"/>
+        </w:rPr>
+        <w:br w:type="page"/>
+      </w:r>
+    </w:p>
+    <w:p>
+      <w:pPr>
+        <w:rPr>
+          <w:rFonts w:hint="default" w:ascii="Times New Roman" w:hAnsi="Times New Roman" w:cs="Times New Roman"/>
+        </w:rPr>
+      </w:pPr>
+    </w:p>
+    <w:p>
+      <w:pPr>
+        <w:rPr>
+          <w:rFonts w:hint="default" w:ascii="Times New Roman" w:hAnsi="Times New Roman" w:cs="Times New Roman"/>
+        </w:rPr>
+      </w:pPr>
+    </w:p>
+    <w:p>
+      <w:pPr>
+        <w:pStyle w:val="14"/>
+        <w:bidi w:val="0"/>
         <w:rPr>
           <w:rFonts w:hint="default"/>
           <w:lang w:val="vi-VN"/>
         </w:rPr>
-        <w:t>.2</w:t>
-      </w:r>
-      <w:r>
-        <w:rPr>
-          <w:rFonts w:hint="default"/>
-        </w:rPr>
-        <w:t xml:space="preserve"> Spring Boot:</w:t>
-      </w:r>
-      <w:r>
-        <w:tab/>
-      </w:r>
-      <w:r>
-        <w:fldChar w:fldCharType="begin"/>
-      </w:r>
-      <w:r>
-        <w:instrText xml:space="preserve"> PAGEREF _Toc26601 \h </w:instrText>
-      </w:r>
-      <w:r>
-        <w:fldChar w:fldCharType="separate"/>
-      </w:r>
-      <w:r>
-        <w:t>1</w:t>
-      </w:r>
-      <w:r>
-        <w:fldChar w:fldCharType="end"/>
-      </w:r>
-      <w:r>
-        <w:fldChar w:fldCharType="end"/>
-      </w:r>
-    </w:p>
-    <w:p>
-      <w:pPr>
-        <w:pStyle w:val="10"/>
-        <w:tabs>
-          <w:tab w:val="right" w:leader="dot" w:pos="9637"/>
-        </w:tabs>
-      </w:pPr>
-      <w:r>
-        <w:fldChar w:fldCharType="begin"/>
-      </w:r>
-      <w:r>
-        <w:instrText xml:space="preserve"> HYPERLINK \l _Toc21123 </w:instrText>
-      </w:r>
-      <w:r>
-        <w:fldChar w:fldCharType="separate"/>
-      </w:r>
-      <w:r>
-        <w:rPr>
-          <w:rFonts w:hint="default"/>
-        </w:rPr>
-        <w:t>CÂU 2: ORM LÀ GÌ VÀ VÍ DỤ MINH HỌA</w:t>
-      </w:r>
-      <w:r>
-        <w:tab/>
-      </w:r>
-      <w:r>
-        <w:fldChar w:fldCharType="begin"/>
-      </w:r>
-      <w:r>
-        <w:instrText xml:space="preserve"> PAGEREF _Toc21123 \h </w:instrText>
-      </w:r>
-      <w:r>
-        <w:fldChar w:fldCharType="separate"/>
-      </w:r>
-      <w:r>
-        <w:t>2</w:t>
-      </w:r>
-      <w:r>
-        <w:fldChar w:fldCharType="end"/>
-      </w:r>
-      <w:r>
-        <w:fldChar w:fldCharType="end"/>
-      </w:r>
-    </w:p>
-    <w:p>
-      <w:pPr>
-        <w:pStyle w:val="11"/>
-        <w:tabs>
-          <w:tab w:val="right" w:leader="dot" w:pos="9637"/>
-        </w:tabs>
-      </w:pPr>
-      <w:r>
-        <w:fldChar w:fldCharType="begin"/>
-      </w:r>
-      <w:r>
-        <w:instrText xml:space="preserve"> HYPERLINK \l _Toc8117 </w:instrText>
-      </w:r>
-      <w:r>
-        <w:fldChar w:fldCharType="separate"/>
-      </w:r>
-      <w:r>
-        <w:rPr>
-          <w:rFonts w:hint="default"/>
-        </w:rPr>
-        <w:t>2.1 Khái niệm ORM (Object-Relational Mapping):</w:t>
-      </w:r>
-      <w:r>
-        <w:tab/>
-      </w:r>
-      <w:r>
-        <w:fldChar w:fldCharType="begin"/>
-      </w:r>
-      <w:r>
-        <w:instrText xml:space="preserve"> PAGEREF _Toc8117 \h </w:instrText>
-      </w:r>
-      <w:r>
-        <w:fldChar w:fldCharType="separate"/>
-      </w:r>
-      <w:r>
-        <w:t>2</w:t>
-      </w:r>
-      <w:r>
-        <w:fldChar w:fldCharType="end"/>
-      </w:r>
-      <w:r>
-        <w:fldChar w:fldCharType="end"/>
-      </w:r>
-    </w:p>
-    <w:p>
-      <w:pPr>
-        <w:pStyle w:val="11"/>
-        <w:tabs>
-          <w:tab w:val="right" w:leader="dot" w:pos="9637"/>
-        </w:tabs>
-      </w:pPr>
-      <w:r>
-        <w:fldChar w:fldCharType="begin"/>
-      </w:r>
-      <w:r>
-        <w:instrText xml:space="preserve"> HYPERLINK \l _Toc24460 </w:instrText>
-      </w:r>
-      <w:r>
-        <w:fldChar w:fldCharType="separate"/>
-      </w:r>
-      <w:r>
-        <w:rPr>
-          <w:rFonts w:hint="default"/>
-        </w:rPr>
-        <w:t>2.2 Ví dụ minh họa:</w:t>
-      </w:r>
-      <w:r>
-        <w:tab/>
-      </w:r>
-      <w:r>
-        <w:fldChar w:fldCharType="begin"/>
-      </w:r>
-      <w:r>
-        <w:instrText xml:space="preserve"> PAGEREF _Toc24460 \h </w:instrText>
-      </w:r>
-      <w:r>
-        <w:fldChar w:fldCharType="separate"/>
-      </w:r>
-      <w:r>
-        <w:t>2</w:t>
-      </w:r>
-      <w:r>
-        <w:fldChar w:fldCharType="end"/>
-      </w:r>
-      <w:r>
-        <w:fldChar w:fldCharType="end"/>
-      </w:r>
-    </w:p>
-    <w:p>
-      <w:pPr>
-        <w:pStyle w:val="10"/>
-        <w:tabs>
-          <w:tab w:val="right" w:leader="dot" w:pos="9637"/>
-        </w:tabs>
-      </w:pPr>
-      <w:r>
-        <w:fldChar w:fldCharType="begin"/>
-      </w:r>
-      <w:r>
-        <w:instrText xml:space="preserve"> HYPERLINK \l _Toc32368 </w:instrText>
-      </w:r>
-      <w:r>
-        <w:fldChar w:fldCharType="separate"/>
-      </w:r>
-      <w:r>
-        <w:rPr>
-          <w:rFonts w:hint="default"/>
-        </w:rPr>
-        <w:t>CÂU 3: GIẢI THÍCH ENTITY ANNOTATION VÀ MAPPING ANNOTATION</w:t>
-      </w:r>
-      <w:r>
-        <w:tab/>
-      </w:r>
-      <w:r>
-        <w:fldChar w:fldCharType="begin"/>
-      </w:r>
-      <w:r>
-        <w:instrText xml:space="preserve"> PAGEREF _Toc32368 \h </w:instrText>
-      </w:r>
-      <w:r>
-        <w:fldChar w:fldCharType="separate"/>
-      </w:r>
-      <w:r>
-        <w:t>2</w:t>
-      </w:r>
-      <w:r>
-        <w:fldChar w:fldCharType="end"/>
-      </w:r>
-      <w:r>
-        <w:fldChar w:fldCharType="end"/>
-      </w:r>
-    </w:p>
-    <w:p>
-      <w:pPr>
-        <w:pStyle w:val="11"/>
-        <w:tabs>
-          <w:tab w:val="right" w:leader="dot" w:pos="9637"/>
-        </w:tabs>
-      </w:pPr>
-      <w:r>
-        <w:fldChar w:fldCharType="begin"/>
-      </w:r>
-      <w:r>
-        <w:instrText xml:space="preserve"> HYPERLINK \l _Toc18557 </w:instrText>
-      </w:r>
-      <w:r>
-        <w:fldChar w:fldCharType="separate"/>
-      </w:r>
-      <w:r>
-        <w:rPr>
-          <w:rFonts w:hint="default"/>
-        </w:rPr>
-        <w:t>3.1 Entity Annotation (Nhóm định nghĩa thực thể):</w:t>
-      </w:r>
-      <w:r>
-        <w:tab/>
-      </w:r>
-      <w:r>
-        <w:fldChar w:fldCharType="begin"/>
-      </w:r>
-      <w:r>
-        <w:instrText xml:space="preserve"> PAGEREF _Toc18557 \h </w:instrText>
-      </w:r>
-      <w:r>
-        <w:fldChar w:fldCharType="separate"/>
-      </w:r>
-      <w:r>
-        <w:t>2</w:t>
-      </w:r>
-      <w:r>
-        <w:fldChar w:fldCharType="end"/>
-      </w:r>
-      <w:r>
-        <w:fldChar w:fldCharType="end"/>
-      </w:r>
-    </w:p>
-    <w:p>
-      <w:pPr>
-        <w:pStyle w:val="11"/>
-        <w:tabs>
-          <w:tab w:val="right" w:leader="dot" w:pos="9637"/>
-        </w:tabs>
-      </w:pPr>
-      <w:r>
-        <w:fldChar w:fldCharType="begin"/>
-      </w:r>
-      <w:r>
-        <w:instrText xml:space="preserve"> HYPERLINK \l _Toc28763 </w:instrText>
-      </w:r>
-      <w:r>
-        <w:fldChar w:fldCharType="separate"/>
-      </w:r>
-      <w:r>
-        <w:rPr>
-          <w:rFonts w:hint="default"/>
-        </w:rPr>
-        <w:t>3.2 Mapping Annotation (Nhóm ánh xạ quan hệ):</w:t>
-      </w:r>
-      <w:r>
-        <w:tab/>
-      </w:r>
-      <w:r>
-        <w:fldChar w:fldCharType="begin"/>
-      </w:r>
-      <w:r>
-        <w:instrText xml:space="preserve"> PAGEREF _Toc28763 \h </w:instrText>
-      </w:r>
-      <w:r>
-        <w:fldChar w:fldCharType="separate"/>
-      </w:r>
-      <w:r>
-        <w:t>2</w:t>
-      </w:r>
-      <w:r>
-        <w:fldChar w:fldCharType="end"/>
-      </w:r>
-      <w:r>
-        <w:fldChar w:fldCharType="end"/>
-      </w:r>
-    </w:p>
-    <w:p>
-      <w:r>
-        <w:fldChar w:fldCharType="end"/>
-      </w:r>
-    </w:p>
-    <w:p>
-      <w:pPr>
-        <w:pStyle w:val="25"/>
-        <w:bidi w:val="0"/>
-        <w:rPr>
-          <w:rFonts w:hint="default"/>
-        </w:rPr>
       </w:pPr>
       <w:bookmarkStart w:id="3" w:name="_Toc627"/>
       <w:r>
         <w:rPr>
           <w:rFonts w:hint="default"/>
         </w:rPr>
-        <w:t>CÂU 1: GIẢI THÍCH SỰ KHÁC NHAU GI</w:t>
-      </w:r>
-      <w:bookmarkStart w:id="52" w:name="_GoBack"/>
-      <w:bookmarkEnd w:id="52"/>
-      <w:r>
-        <w:rPr>
-          <w:rFonts w:hint="default"/>
-        </w:rPr>
-        <w:t>ỮA SPRING VÀ SPRING BOOT</w:t>
+        <w:t>CÂU 1: GIẢI THÍCH SỰ KHÁC NHAU GIỮA SPRING VÀ SPRING BOOT</w:t>
       </w:r>
       <w:bookmarkEnd w:id="0"/>
       <w:bookmarkEnd w:id="1"/>
@@ -474,15 +808,15 @@
     </w:p>
     <w:p>
       <w:pPr>
-        <w:pStyle w:val="26"/>
+        <w:pStyle w:val="15"/>
         <w:bidi w:val="0"/>
         <w:rPr>
           <w:rFonts w:hint="default"/>
         </w:rPr>
       </w:pPr>
-      <w:bookmarkStart w:id="4" w:name="_Toc24975"/>
-      <w:bookmarkStart w:id="5" w:name="_Toc17753"/>
-      <w:bookmarkStart w:id="6" w:name="_Toc7077"/>
+      <w:bookmarkStart w:id="4" w:name="_Toc17753"/>
+      <w:bookmarkStart w:id="5" w:name="_Toc7077"/>
+      <w:bookmarkStart w:id="6" w:name="_Toc24975"/>
       <w:r>
         <w:rPr>
           <w:rFonts w:hint="default"/>
@@ -603,15 +937,15 @@
     </w:p>
     <w:p>
       <w:pPr>
-        <w:pStyle w:val="26"/>
+        <w:pStyle w:val="15"/>
         <w:bidi w:val="0"/>
         <w:rPr>
           <w:rFonts w:hint="default"/>
         </w:rPr>
       </w:pPr>
-      <w:bookmarkStart w:id="11" w:name="_Toc5285"/>
+      <w:bookmarkStart w:id="11" w:name="_Toc26601"/>
       <w:bookmarkStart w:id="12" w:name="_Toc8956"/>
-      <w:bookmarkStart w:id="13" w:name="_Toc26601"/>
+      <w:bookmarkStart w:id="13" w:name="_Toc5285"/>
       <w:r>
         <w:rPr>
           <w:rFonts w:hint="default"/>
@@ -753,16 +1087,16 @@
     </w:p>
     <w:p>
       <w:pPr>
-        <w:pStyle w:val="25"/>
+        <w:pStyle w:val="14"/>
         <w:bidi w:val="0"/>
         <w:rPr>
           <w:rFonts w:hint="default"/>
         </w:rPr>
       </w:pPr>
-      <w:bookmarkStart w:id="18" w:name="_Toc29357"/>
+      <w:bookmarkStart w:id="18" w:name="_Toc21123"/>
       <w:bookmarkStart w:id="19" w:name="_Toc26833"/>
       <w:bookmarkStart w:id="20" w:name="_Toc5791"/>
-      <w:bookmarkStart w:id="21" w:name="_Toc21123"/>
+      <w:bookmarkStart w:id="21" w:name="_Toc29357"/>
       <w:r>
         <w:rPr>
           <w:rFonts w:hint="default"/>
@@ -776,15 +1110,15 @@
     </w:p>
     <w:p>
       <w:pPr>
-        <w:pStyle w:val="26"/>
+        <w:pStyle w:val="15"/>
         <w:bidi w:val="0"/>
         <w:rPr>
           <w:rFonts w:hint="default"/>
         </w:rPr>
       </w:pPr>
-      <w:bookmarkStart w:id="22" w:name="_Toc24706"/>
-      <w:bookmarkStart w:id="23" w:name="_Toc6592"/>
-      <w:bookmarkStart w:id="24" w:name="_Toc8117"/>
+      <w:bookmarkStart w:id="22" w:name="_Toc6592"/>
+      <w:bookmarkStart w:id="23" w:name="_Toc8117"/>
+      <w:bookmarkStart w:id="24" w:name="_Toc24706"/>
       <w:r>
         <w:rPr>
           <w:rFonts w:hint="default"/>
@@ -818,15 +1152,15 @@
     </w:p>
     <w:p>
       <w:pPr>
-        <w:pStyle w:val="26"/>
+        <w:pStyle w:val="15"/>
         <w:bidi w:val="0"/>
         <w:rPr>
           <w:rFonts w:hint="default"/>
         </w:rPr>
       </w:pPr>
-      <w:bookmarkStart w:id="26" w:name="_Toc28856"/>
+      <w:bookmarkStart w:id="26" w:name="_Toc24460"/>
       <w:bookmarkStart w:id="27" w:name="_Toc11060"/>
-      <w:bookmarkStart w:id="28" w:name="_Toc24460"/>
+      <w:bookmarkStart w:id="28" w:name="_Toc28856"/>
       <w:r>
         <w:rPr>
           <w:rFonts w:hint="default"/>
@@ -872,7 +1206,7 @@
       </w:r>
       <w:r>
         <w:rPr>
-          <w:rStyle w:val="7"/>
+          <w:rStyle w:val="8"/>
           <w:rFonts w:hint="default" w:ascii="Times New Roman" w:hAnsi="Times New Roman" w:cs="Times New Roman" w:eastAsiaTheme="majorEastAsia"/>
         </w:rPr>
         <w:t>id</w:t>
@@ -885,7 +1219,7 @@
       </w:r>
       <w:r>
         <w:rPr>
-          <w:rStyle w:val="7"/>
+          <w:rStyle w:val="8"/>
           <w:rFonts w:hint="default" w:ascii="Times New Roman" w:hAnsi="Times New Roman" w:cs="Times New Roman" w:eastAsiaTheme="majorEastAsia"/>
         </w:rPr>
         <w:t>name</w:t>
@@ -898,7 +1232,7 @@
       </w:r>
       <w:r>
         <w:rPr>
-          <w:rStyle w:val="7"/>
+          <w:rStyle w:val="8"/>
           <w:rFonts w:hint="default" w:ascii="Times New Roman" w:hAnsi="Times New Roman" w:cs="Times New Roman" w:eastAsiaTheme="majorEastAsia"/>
         </w:rPr>
         <w:t>age</w:t>
@@ -938,7 +1272,7 @@
       </w:r>
       <w:r>
         <w:rPr>
-          <w:rStyle w:val="7"/>
+          <w:rStyle w:val="8"/>
           <w:rFonts w:hint="default" w:ascii="Times New Roman" w:hAnsi="Times New Roman" w:cs="Times New Roman" w:eastAsiaTheme="majorEastAsia"/>
         </w:rPr>
         <w:t>SELECT name, age FROM Student WHERE id = 101</w:t>
@@ -950,6 +1284,123 @@
         <w:t>. Sau đó nhận kết quả trả về và gán thủ công từng giá trị vào đối tượng Java.</w:t>
       </w:r>
       <w:bookmarkEnd w:id="30"/>
+    </w:p>
+    <w:p>
+      <w:pPr>
+        <w:pStyle w:val="32"/>
+        <w:bidi w:val="0"/>
+      </w:pPr>
+      <w:r>
+        <w:drawing>
+          <wp:inline distT="0" distB="0" distL="114300" distR="114300">
+            <wp:extent cx="4919345" cy="1577340"/>
+            <wp:effectExtent l="0" t="0" r="3175" b="7620"/>
+            <wp:docPr id="1" name="Picture 1"/>
+            <wp:cNvGraphicFramePr>
+              <a:graphicFrameLocks xmlns:a="http://schemas.openxmlformats.org/drawingml/2006/main" noChangeAspect="1"/>
+            </wp:cNvGraphicFramePr>
+            <a:graphic xmlns:a="http://schemas.openxmlformats.org/drawingml/2006/main">
+              <a:graphicData uri="http://schemas.openxmlformats.org/drawingml/2006/picture">
+                <pic:pic xmlns:pic="http://schemas.openxmlformats.org/drawingml/2006/picture">
+                  <pic:nvPicPr>
+                    <pic:cNvPr id="1" name="Picture 1"/>
+                    <pic:cNvPicPr>
+                      <a:picLocks noChangeAspect="1"/>
+                    </pic:cNvPicPr>
+                  </pic:nvPicPr>
+                  <pic:blipFill>
+                    <a:blip r:embed="rId6"/>
+                    <a:stretch>
+                      <a:fillRect/>
+                    </a:stretch>
+                  </pic:blipFill>
+                  <pic:spPr>
+                    <a:xfrm>
+                      <a:off x="0" y="0"/>
+                      <a:ext cx="4919345" cy="1577340"/>
+                    </a:xfrm>
+                    <a:prstGeom prst="rect">
+                      <a:avLst/>
+                    </a:prstGeom>
+                    <a:noFill/>
+                    <a:ln>
+                      <a:noFill/>
+                    </a:ln>
+                  </pic:spPr>
+                </pic:pic>
+              </a:graphicData>
+            </a:graphic>
+          </wp:inline>
+        </w:drawing>
+      </w:r>
+    </w:p>
+    <w:p>
+      <w:pPr>
+        <w:pStyle w:val="32"/>
+        <w:bidi w:val="0"/>
+        <w:rPr>
+          <w:rFonts w:hint="default"/>
+          <w:i/>
+          <w:iCs/>
+        </w:rPr>
+      </w:pPr>
+      <w:r>
+        <w:rPr>
+          <w:rFonts w:hint="default"/>
+          <w:i/>
+          <w:iCs/>
+        </w:rPr>
+        <w:t xml:space="preserve">Image </w:t>
+      </w:r>
+      <w:r>
+        <w:rPr>
+          <w:rFonts w:hint="default"/>
+          <w:i/>
+          <w:iCs/>
+        </w:rPr>
+        <w:fldChar w:fldCharType="begin"/>
+      </w:r>
+      <w:r>
+        <w:rPr>
+          <w:rFonts w:hint="default"/>
+          <w:i/>
+          <w:iCs/>
+        </w:rPr>
+        <w:instrText xml:space="preserve"> SEQ Image \* ARABIC </w:instrText>
+      </w:r>
+      <w:r>
+        <w:rPr>
+          <w:rFonts w:hint="default"/>
+          <w:i/>
+          <w:iCs/>
+        </w:rPr>
+        <w:fldChar w:fldCharType="separate"/>
+      </w:r>
+      <w:r>
+        <w:rPr>
+          <w:rFonts w:hint="default"/>
+          <w:i/>
+          <w:iCs/>
+        </w:rPr>
+        <w:t>1</w:t>
+      </w:r>
+      <w:r>
+        <w:rPr>
+          <w:rFonts w:hint="default"/>
+          <w:i/>
+          <w:iCs/>
+        </w:rPr>
+        <w:fldChar w:fldCharType="end"/>
+      </w:r>
+      <w:r>
+        <w:rPr>
+          <w:rFonts w:hint="default"/>
+          <w:i/>
+          <w:iCs/>
+          <w:lang w:val="vi-VN"/>
+        </w:rPr>
+        <w:t>.1: JDBC (Truyền thống)</w:t>
+      </w:r>
     </w:p>
     <w:p>
       <w:pPr>
@@ -978,7 +1429,7 @@
       </w:r>
       <w:r>
         <w:rPr>
-          <w:rStyle w:val="7"/>
+          <w:rStyle w:val="8"/>
           <w:rFonts w:hint="default" w:ascii="Times New Roman" w:hAnsi="Times New Roman" w:cs="Times New Roman" w:eastAsiaTheme="majorEastAsia"/>
         </w:rPr>
         <w:t>Student st = repository.findById(101);</w:t>
@@ -991,7 +1442,7 @@
       </w:r>
       <w:r>
         <w:rPr>
-          <w:rStyle w:val="7"/>
+          <w:rStyle w:val="8"/>
           <w:rFonts w:hint="default" w:ascii="Times New Roman" w:hAnsi="Times New Roman" w:cs="Times New Roman" w:eastAsiaTheme="majorEastAsia"/>
         </w:rPr>
         <w:t>st</w:t>
@@ -1004,7 +1455,7 @@
       </w:r>
       <w:r>
         <w:rPr>
-          <w:rStyle w:val="7"/>
+          <w:rStyle w:val="8"/>
           <w:rFonts w:hint="default" w:ascii="Times New Roman" w:hAnsi="Times New Roman" w:cs="Times New Roman" w:eastAsiaTheme="majorEastAsia"/>
         </w:rPr>
         <w:t>st.getName()</w:t>
@@ -1019,24 +1470,123 @@
     </w:p>
     <w:p>
       <w:pPr>
-        <w:pStyle w:val="25"/>
+        <w:pStyle w:val="32"/>
         <w:bidi w:val="0"/>
         <w:rPr>
           <w:rFonts w:hint="default"/>
         </w:rPr>
       </w:pPr>
-    </w:p>
-    <w:p>
-      <w:pPr>
-        <w:pStyle w:val="25"/>
+      <w:r>
+        <w:rPr>
+          <w:rFonts w:hint="default"/>
+        </w:rPr>
+        <w:drawing>
+          <wp:inline distT="0" distB="0" distL="114300" distR="114300">
+            <wp:extent cx="4917440" cy="1355090"/>
+            <wp:effectExtent l="0" t="0" r="5080" b="1270"/>
+            <wp:docPr id="2" name="Picture 2"/>
+            <wp:cNvGraphicFramePr>
+              <a:graphicFrameLocks xmlns:a="http://schemas.openxmlformats.org/drawingml/2006/main" noChangeAspect="1"/>
+            </wp:cNvGraphicFramePr>
+            <a:graphic xmlns:a="http://schemas.openxmlformats.org/drawingml/2006/main">
+              <a:graphicData uri="http://schemas.openxmlformats.org/drawingml/2006/picture">
+                <pic:pic xmlns:pic="http://schemas.openxmlformats.org/drawingml/2006/picture">
+                  <pic:nvPicPr>
+                    <pic:cNvPr id="2" name="Picture 2"/>
+                    <pic:cNvPicPr>
+                      <a:picLocks noChangeAspect="1"/>
+                    </pic:cNvPicPr>
+                  </pic:nvPicPr>
+                  <pic:blipFill>
+                    <a:blip r:embed="rId7"/>
+                    <a:stretch>
+                      <a:fillRect/>
+                    </a:stretch>
+                  </pic:blipFill>
+                  <pic:spPr>
+                    <a:xfrm>
+                      <a:off x="0" y="0"/>
+                      <a:ext cx="4917440" cy="1355090"/>
+                    </a:xfrm>
+                    <a:prstGeom prst="rect">
+                      <a:avLst/>
+                    </a:prstGeom>
+                    <a:noFill/>
+                    <a:ln>
+                      <a:noFill/>
+                    </a:ln>
+                  </pic:spPr>
+                </pic:pic>
+              </a:graphicData>
+            </a:graphic>
+          </wp:inline>
+        </w:drawing>
+      </w:r>
+    </w:p>
+    <w:p>
+      <w:pPr>
+        <w:pStyle w:val="33"/>
         <w:bidi w:val="0"/>
         <w:rPr>
           <w:rFonts w:hint="default"/>
-        </w:rPr>
-      </w:pPr>
-      <w:bookmarkStart w:id="32" w:name="_Toc1144"/>
-      <w:bookmarkStart w:id="33" w:name="_Toc7088"/>
-      <w:bookmarkStart w:id="34" w:name="_Toc18308"/>
+          <w:lang w:val="vi-VN"/>
+        </w:rPr>
+      </w:pPr>
+      <w:r>
+        <w:rPr>
+          <w:rFonts w:hint="default"/>
+        </w:rPr>
+        <w:t>Image</w:t>
+      </w:r>
+      <w:r>
+        <w:rPr>
+          <w:rFonts w:hint="default"/>
+        </w:rPr>
+        <w:fldChar w:fldCharType="begin"/>
+      </w:r>
+      <w:r>
+        <w:rPr>
+          <w:rFonts w:hint="default"/>
+        </w:rPr>
+        <w:instrText xml:space="preserve"> SEQ Image \* ARABIC </w:instrText>
+      </w:r>
+      <w:r>
+        <w:rPr>
+          <w:rFonts w:hint="default"/>
+        </w:rPr>
+        <w:fldChar w:fldCharType="separate"/>
+      </w:r>
+      <w:r>
+        <w:rPr>
+          <w:rFonts w:hint="default"/>
+        </w:rPr>
+        <w:t>2</w:t>
+      </w:r>
+      <w:r>
+        <w:rPr>
+          <w:rFonts w:hint="default"/>
+        </w:rPr>
+        <w:fldChar w:fldCharType="end"/>
+      </w:r>
+      <w:r>
+        <w:rPr>
+          <w:rFonts w:hint="default"/>
+          <w:lang w:val="vi-VN"/>
+        </w:rPr>
+        <w:t>: ORM (Hibernate/JPA)</w:t>
+      </w:r>
+    </w:p>
+    <w:p>
+      <w:pPr>
+        <w:pStyle w:val="14"/>
+        <w:bidi w:val="0"/>
+        <w:rPr>
+          <w:rFonts w:hint="default"/>
+        </w:rPr>
+      </w:pPr>
+      <w:bookmarkStart w:id="32" w:name="_Toc18308"/>
+      <w:bookmarkStart w:id="33" w:name="_Toc1144"/>
+      <w:bookmarkStart w:id="34" w:name="_Toc7088"/>
       <w:bookmarkStart w:id="35" w:name="_Toc32368"/>
       <w:r>
         <w:rPr>
@@ -1051,14 +1601,14 @@
     </w:p>
     <w:p>
       <w:pPr>
-        <w:pStyle w:val="26"/>
+        <w:pStyle w:val="15"/>
         <w:bidi w:val="0"/>
         <w:rPr>
           <w:rFonts w:hint="default"/>
         </w:rPr>
       </w:pPr>
-      <w:bookmarkStart w:id="36" w:name="_Toc4830"/>
-      <w:bookmarkStart w:id="37" w:name="_Toc23807"/>
+      <w:bookmarkStart w:id="36" w:name="_Toc23807"/>
+      <w:bookmarkStart w:id="37" w:name="_Toc4830"/>
       <w:bookmarkStart w:id="38" w:name="_Toc18557"/>
       <w:r>
         <w:rPr>
@@ -1213,15 +1763,15 @@
     </w:p>
     <w:p>
       <w:pPr>
-        <w:pStyle w:val="26"/>
+        <w:pStyle w:val="15"/>
         <w:bidi w:val="0"/>
         <w:rPr>
           <w:rFonts w:hint="default"/>
         </w:rPr>
       </w:pPr>
-      <w:bookmarkStart w:id="44" w:name="_Toc8985"/>
-      <w:bookmarkStart w:id="45" w:name="_Toc2044"/>
-      <w:bookmarkStart w:id="46" w:name="_Toc28763"/>
+      <w:bookmarkStart w:id="44" w:name="_Toc2044"/>
+      <w:bookmarkStart w:id="45" w:name="_Toc28763"/>
+      <w:bookmarkStart w:id="46" w:name="_Toc8985"/>
       <w:r>
         <w:rPr>
           <w:rFonts w:hint="default"/>
@@ -1380,6 +1930,8 @@
           <w:color w:val="auto"/>
         </w:rPr>
       </w:pPr>
+      <w:bookmarkStart w:id="52" w:name="_GoBack"/>
+      <w:bookmarkEnd w:id="52"/>
     </w:p>
     <w:sectPr>
       <w:pgSz w:w="11906" w:h="16838"/>
@@ -1747,6 +2299,7 @@
     <w:lvl w:ilvl="0" w:tentative="0">
       <w:start w:val="1"/>
       <w:numFmt w:val="bullet"/>
+      <w:pStyle w:val="16"/>
       <w:lvlText w:val=""/>
       <w:lvlJc w:val="left"/>
       <w:pPr>
@@ -2379,7 +2932,7 @@
     <w:lsdException w:qFormat="1" w:unhideWhenUsed="0" w:uiPriority="70" w:semiHidden="0" w:name="Dark List"/>
     <w:lsdException w:unhideWhenUsed="0" w:uiPriority="71" w:semiHidden="0" w:name="Colorful Shading"/>
     <w:lsdException w:unhideWhenUsed="0" w:uiPriority="72" w:semiHidden="0" w:name="Colorful List"/>
-    <w:lsdException w:unhideWhenUsed="0" w:uiPriority="73" w:semiHidden="0" w:name="Colorful Grid"/>
+    <w:lsdException w:qFormat="1" w:unhideWhenUsed="0" w:uiPriority="73" w:semiHidden="0" w:name="Colorful Grid"/>
     <w:lsdException w:unhideWhenUsed="0" w:uiPriority="60" w:semiHidden="0" w:name="Light Shading Accent 1"/>
     <w:lsdException w:unhideWhenUsed="0" w:uiPriority="61" w:semiHidden="0" w:name="Light List Accent 1"/>
     <w:lsdException w:unhideWhenUsed="0" w:uiPriority="62" w:semiHidden="0" w:name="Light Grid Accent 1"/>
@@ -2393,7 +2946,7 @@
     <w:lsdException w:unhideWhenUsed="0" w:uiPriority="70" w:semiHidden="0" w:name="Dark List Accent 1"/>
     <w:lsdException w:qFormat="1" w:unhideWhenUsed="0" w:uiPriority="71" w:semiHidden="0" w:name="Colorful Shading Accent 1"/>
     <w:lsdException w:unhideWhenUsed="0" w:uiPriority="72" w:semiHidden="0" w:name="Colorful List Accent 1"/>
-    <w:lsdException w:unhideWhenUsed="0" w:uiPriority="73" w:semiHidden="0" w:name="Colorful Grid Accent 1"/>
+    <w:lsdException w:qFormat="1" w:unhideWhenUsed="0" w:uiPriority="73" w:semiHidden="0" w:name="Colorful Grid Accent 1"/>
     <w:lsdException w:unhideWhenUsed="0" w:uiPriority="60" w:semiHidden="0" w:name="Light Shading Accent 2"/>
     <w:lsdException w:unhideWhenUsed="0" w:uiPriority="61" w:semiHidden="0" w:name="Light List Accent 2"/>
     <w:lsdException w:unhideWhenUsed="0" w:uiPriority="62" w:semiHidden="0" w:name="Light Grid Accent 2"/>
@@ -2407,7 +2960,7 @@
     <w:lsdException w:qFormat="1" w:unhideWhenUsed="0" w:uiPriority="70" w:semiHidden="0" w:name="Dark List Accent 2"/>
     <w:lsdException w:unhideWhenUsed="0" w:uiPriority="71" w:semiHidden="0" w:name="Colorful Shading Accent 2"/>
     <w:lsdException w:unhideWhenUsed="0" w:uiPriority="72" w:semiHidden="0" w:name="Colorful List Accent 2"/>
-    <w:lsdException w:unhideWhenUsed="0" w:uiPriority="73" w:semiHidden="0" w:name="Colorful Grid Accent 2"/>
+    <w:lsdException w:qFormat="1" w:unhideWhenUsed="0" w:uiPriority="73" w:semiHidden="0" w:name="Colorful Grid Accent 2"/>
     <w:lsdException w:unhideWhenUsed="0" w:uiPriority="60" w:semiHidden="0" w:name="Light Shading Accent 3"/>
     <w:lsdException w:unhideWhenUsed="0" w:uiPriority="61" w:semiHidden="0" w:name="Light List Accent 3"/>
     <w:lsdException w:unhideWhenUsed="0" w:uiPriority="62" w:semiHidden="0" w:name="Light Grid Accent 3"/>
@@ -2421,7 +2974,7 @@
     <w:lsdException w:qFormat="1" w:unhideWhenUsed="0" w:uiPriority="70" w:semiHidden="0" w:name="Dark List Accent 3"/>
     <w:lsdException w:unhideWhenUsed="0" w:uiPriority="71" w:semiHidden="0" w:name="Colorful Shading Accent 3"/>
     <w:lsdException w:unhideWhenUsed="0" w:uiPriority="72" w:semiHidden="0" w:name="Colorful List Accent 3"/>
-    <w:lsdException w:unhideWhenUsed="0" w:uiPriority="73" w:semiHidden="0" w:name="Colorful Grid Accent 3"/>
+    <w:lsdException w:qFormat="1" w:unhideWhenUsed="0" w:uiPriority="73" w:semiHidden="0" w:name="Colorful Grid Accent 3"/>
     <w:lsdException w:unhideWhenUsed="0" w:uiPriority="60" w:semiHidden="0" w:name="Light Shading Accent 4"/>
     <w:lsdException w:unhideWhenUsed="0" w:uiPriority="61" w:semiHidden="0" w:name="Light List Accent 4"/>
     <w:lsdException w:unhideWhenUsed="0" w:uiPriority="62" w:semiHidden="0" w:name="Light Grid Accent 4"/>
@@ -2435,7 +2988,7 @@
     <w:lsdException w:unhideWhenUsed="0" w:uiPriority="70" w:semiHidden="0" w:name="Dark List Accent 4"/>
     <w:lsdException w:unhideWhenUsed="0" w:uiPriority="71" w:semiHidden="0" w:name="Colorful Shading Accent 4"/>
     <w:lsdException w:unhideWhenUsed="0" w:uiPriority="72" w:semiHidden="0" w:name="Colorful List Accent 4"/>
-    <w:lsdException w:unhideWhenUsed="0" w:uiPriority="73" w:semiHidden="0" w:name="Colorful Grid Accent 4"/>
+    <w:lsdException w:qFormat="1" w:unhideWhenUsed="0" w:uiPriority="73" w:semiHidden="0" w:name="Colorful Grid Accent 4"/>
     <w:lsdException w:unhideWhenUsed="0" w:uiPriority="60" w:semiHidden="0" w:name="Light Shading Accent 5"/>
     <w:lsdException w:unhideWhenUsed="0" w:uiPriority="61" w:semiHidden="0" w:name="Light List Accent 5"/>
     <w:lsdException w:unhideWhenUsed="0" w:uiPriority="62" w:semiHidden="0" w:name="Light Grid Accent 5"/>
@@ -2449,7 +3002,7 @@
     <w:lsdException w:unhideWhenUsed="0" w:uiPriority="70" w:semiHidden="0" w:name="Dark List Accent 5"/>
     <w:lsdException w:unhideWhenUsed="0" w:uiPriority="71" w:semiHidden="0" w:name="Colorful Shading Accent 5"/>
     <w:lsdException w:unhideWhenUsed="0" w:uiPriority="72" w:semiHidden="0" w:name="Colorful List Accent 5"/>
-    <w:lsdException w:unhideWhenUsed="0" w:uiPriority="73" w:semiHidden="0" w:name="Colorful Grid Accent 5"/>
+    <w:lsdException w:qFormat="1" w:unhideWhenUsed="0" w:uiPriority="73" w:semiHidden="0" w:name="Colorful Grid Accent 5"/>
     <w:lsdException w:unhideWhenUsed="0" w:uiPriority="60" w:semiHidden="0" w:name="Light Shading Accent 6"/>
     <w:lsdException w:unhideWhenUsed="0" w:uiPriority="61" w:semiHidden="0" w:name="Light List Accent 6"/>
     <w:lsdException w:unhideWhenUsed="0" w:uiPriority="62" w:semiHidden="0" w:name="Light Grid Accent 6"/>
@@ -2463,7 +3016,7 @@
     <w:lsdException w:qFormat="1" w:unhideWhenUsed="0" w:uiPriority="70" w:semiHidden="0" w:name="Dark List Accent 6"/>
     <w:lsdException w:unhideWhenUsed="0" w:uiPriority="71" w:semiHidden="0" w:name="Colorful Shading Accent 6"/>
     <w:lsdException w:unhideWhenUsed="0" w:uiPriority="72" w:semiHidden="0" w:name="Colorful List Accent 6"/>
-    <w:lsdException w:unhideWhenUsed="0" w:uiPriority="73" w:semiHidden="0" w:name="Colorful Grid Accent 6"/>
+    <w:lsdException w:qFormat="1" w:unhideWhenUsed="0" w:uiPriority="73" w:semiHidden="0" w:name="Colorful Grid Accent 6"/>
   </w:latentStyles>
   <w:style w:type="paragraph" w:default="1" w:styleId="1">
     <w:name w:val="Normal"/>
@@ -2485,7 +3038,7 @@
   <w:style w:type="paragraph" w:styleId="2">
     <w:name w:val="heading 1"/>
     <w:next w:val="1"/>
-    <w:link w:val="13"/>
+    <w:link w:val="21"/>
     <w:qFormat/>
     <w:uiPriority w:val="9"/>
     <w:pPr>
@@ -2507,7 +3060,7 @@
   <w:style w:type="paragraph" w:styleId="3">
     <w:name w:val="heading 2"/>
     <w:next w:val="1"/>
-    <w:link w:val="12"/>
+    <w:link w:val="20"/>
     <w:unhideWhenUsed/>
     <w:qFormat/>
     <w:uiPriority w:val="9"/>
@@ -2531,7 +3084,7 @@
     <w:name w:val="heading 3"/>
     <w:basedOn w:val="1"/>
     <w:next w:val="1"/>
-    <w:link w:val="15"/>
+    <w:link w:val="23"/>
     <w:semiHidden/>
     <w:unhideWhenUsed/>
     <w:qFormat/>
@@ -2571,7 +3124,20 @@
       </w:tblCellMar>
     </w:tblPr>
   </w:style>
-  <w:style w:type="character" w:styleId="7">
+  <w:style w:type="paragraph" w:styleId="7">
+    <w:name w:val="caption"/>
+    <w:basedOn w:val="1"/>
+    <w:next w:val="1"/>
+    <w:semiHidden/>
+    <w:unhideWhenUsed/>
+    <w:qFormat/>
+    <w:uiPriority w:val="35"/>
+    <w:rPr>
+      <w:rFonts w:ascii="Arial" w:hAnsi="Arial" w:eastAsia="黑体" w:cs="Arial"/>
+      <w:sz w:val="20"/>
+    </w:rPr>
+  </w:style>
+  <w:style w:type="character" w:styleId="8">
     <w:name w:val="HTML Code"/>
     <w:basedOn w:val="5"/>
     <w:semiHidden/>
@@ -2584,7 +3150,7 @@
       <w:szCs w:val="20"/>
     </w:rPr>
   </w:style>
-  <w:style w:type="character" w:styleId="8">
+  <w:style w:type="character" w:styleId="9">
     <w:name w:val="Hyperlink"/>
     <w:basedOn w:val="5"/>
     <w:unhideWhenUsed/>
@@ -2600,7 +3166,7 @@
       </w14:textFill>
     </w:rPr>
   </w:style>
-  <w:style w:type="paragraph" w:styleId="9">
+  <w:style w:type="paragraph" w:styleId="10">
     <w:name w:val="Normal (Web)"/>
     <w:basedOn w:val="1"/>
     <w:semiHidden/>
@@ -2618,7 +3184,7 @@
       <w:szCs w:val="24"/>
     </w:rPr>
   </w:style>
-  <w:style w:type="paragraph" w:styleId="10">
+  <w:style w:type="paragraph" w:styleId="11">
     <w:name w:val="toc 1"/>
     <w:basedOn w:val="1"/>
     <w:next w:val="1"/>
@@ -2630,7 +3196,7 @@
       <w:spacing w:after="100"/>
     </w:pPr>
   </w:style>
-  <w:style w:type="paragraph" w:styleId="11">
+  <w:style w:type="paragraph" w:styleId="12">
     <w:name w:val="toc 2"/>
     <w:basedOn w:val="1"/>
     <w:next w:val="1"/>
@@ -2643,7 +3209,131 @@
       <w:ind w:left="220"/>
     </w:pPr>
   </w:style>
-  <w:style w:type="character" w:customStyle="1" w:styleId="12">
+  <w:style w:type="paragraph" w:customStyle="1" w:styleId="13">
+    <w:name w:val="Preset Styles1"/>
+    <w:basedOn w:val="1"/>
+    <w:next w:val="1"/>
+    <w:uiPriority w:val="0"/>
+    <w:pPr>
+      <w:keepNext/>
+      <w:keepLines/>
+      <w:spacing w:line="312" w:lineRule="auto"/>
+      <w:ind w:left="0" w:firstLine="0"/>
+    </w:pPr>
+    <w:rPr>
+      <w:rFonts w:ascii="Times New Roman" w:hAnsi="Times New Roman" w:cs="Times New Roman"/>
+      <w:b/>
+      <w:color w:val="2980B9"/>
+      <w:sz w:val="32"/>
+    </w:rPr>
+  </w:style>
+  <w:style w:type="paragraph" w:customStyle="1" w:styleId="14">
+    <w:name w:val="h1"/>
+    <w:basedOn w:val="1"/>
+    <w:next w:val="1"/>
+    <w:uiPriority w:val="0"/>
+    <w:pPr>
+      <w:keepNext/>
+      <w:keepLines/>
+      <w:spacing w:before="200" w:beforeLines="200" w:after="200" w:afterLines="200" w:line="312" w:lineRule="auto"/>
+      <w:ind w:left="0" w:firstLine="0"/>
+    </w:pPr>
+    <w:rPr>
+      <w:rFonts w:ascii="Times New Roman" w:hAnsi="Times New Roman" w:eastAsia="Noto Sans JP" w:cs="Times New Roman"/>
+      <w:b/>
+      <w:color w:val="2980B9"/>
+      <w:sz w:val="32"/>
+    </w:rPr>
+  </w:style>
+  <w:style w:type="paragraph" w:customStyle="1" w:styleId="15">
+    <w:name w:val="h2"/>
+    <w:basedOn w:val="1"/>
+    <w:next w:val="1"/>
+    <w:uiPriority w:val="0"/>
+    <w:pPr>
+      <w:keepNext/>
+      <w:keepLines/>
+      <w:spacing w:line="312" w:lineRule="auto"/>
+      <w:ind w:left="0" w:leftChars="0" w:firstLine="432"/>
+      <w:outlineLvl w:val="1"/>
+    </w:pPr>
+    <w:rPr>
+      <w:rFonts w:ascii="Times New Roman" w:hAnsi="Times New Roman" w:eastAsia="Noto Sans JP" w:cs="Times New Roman"/>
+      <w:b/>
+      <w:color w:val="16A085"/>
+      <w:sz w:val="26"/>
+    </w:rPr>
+  </w:style>
+  <w:style w:type="paragraph" w:customStyle="1" w:styleId="16">
+    <w:name w:val="Preset Styles2"/>
+    <w:basedOn w:val="1"/>
+    <w:uiPriority w:val="0"/>
+    <w:pPr>
+      <w:numPr>
+        <w:ilvl w:val="0"/>
+        <w:numId w:val="1"/>
+      </w:numPr>
+      <w:ind w:left="360" w:firstLine="0"/>
+      <w:outlineLvl w:val="2"/>
+    </w:pPr>
+    <w:rPr>
+      <w:rFonts w:ascii="Times New Roman" w:hAnsi="Times New Roman" w:cs="Times New Roman"/>
+      <w:b/>
+      <w:bCs/>
+    </w:rPr>
+  </w:style>
+  <w:style w:type="paragraph" w:customStyle="1" w:styleId="17">
+    <w:name w:val="1"/>
+    <w:basedOn w:val="1"/>
+    <w:uiPriority w:val="0"/>
+    <w:pPr>
+      <w:keepNext/>
+      <w:keepLines/>
+      <w:spacing w:before="200" w:beforeLines="200" w:after="200" w:afterLines="200" w:line="312" w:lineRule="auto"/>
+    </w:pPr>
+    <w:rPr>
+      <w:rFonts w:ascii="Times New Roman" w:hAnsi="Times New Roman" w:eastAsia="Noto Sans JP" w:cs="Times New Roman"/>
+      <w:b/>
+      <w:color w:val="2980B9"/>
+      <w:sz w:val="32"/>
+    </w:rPr>
+  </w:style>
+  <w:style w:type="paragraph" w:customStyle="1" w:styleId="18">
+    <w:name w:val="tieude1"/>
+    <w:basedOn w:val="1"/>
+    <w:uiPriority w:val="0"/>
+    <w:pPr>
+      <w:keepNext/>
+      <w:keepLines/>
+      <w:spacing w:before="200" w:beforeLines="200" w:after="200" w:afterLines="200" w:line="312" w:lineRule="auto"/>
+    </w:pPr>
+    <w:rPr>
+      <w:rFonts w:ascii="Times New Roman" w:hAnsi="Times New Roman" w:eastAsia="Noto Sans JP" w:cs="Times New Roman"/>
+      <w:b/>
+      <w:color w:val="2980B9"/>
+      <w:sz w:val="32"/>
+    </w:rPr>
+  </w:style>
+  <w:style w:type="paragraph" w:customStyle="1" w:styleId="19">
+    <w:name w:val="tieude1.1"/>
+    <w:basedOn w:val="1"/>
+    <w:next w:val="1"/>
+    <w:uiPriority w:val="0"/>
+    <w:pPr>
+      <w:keepNext/>
+      <w:keepLines/>
+      <w:spacing w:line="312" w:lineRule="auto"/>
+      <w:ind w:left="0" w:firstLine="0"/>
+      <w:outlineLvl w:val="1"/>
+    </w:pPr>
+    <w:rPr>
+      <w:rFonts w:ascii="Times New Roman" w:hAnsi="Times New Roman" w:cs="Times New Roman"/>
+      <w:b/>
+      <w:color w:val="16A085"/>
+      <w:sz w:val="26"/>
+    </w:rPr>
+  </w:style>
+  <w:style w:type="character" w:customStyle="1" w:styleId="20">
     <w:name w:val="Heading 2 Char"/>
     <w:link w:val="3"/>
     <w:qFormat/>
@@ -2655,7 +3345,7 @@
       <w:sz w:val="26"/>
     </w:rPr>
   </w:style>
-  <w:style w:type="character" w:customStyle="1" w:styleId="13">
+  <w:style w:type="character" w:customStyle="1" w:styleId="21">
     <w:name w:val="Heading 1 Char"/>
     <w:link w:val="2"/>
     <w:qFormat/>
@@ -2667,7 +3357,7 @@
       <w:sz w:val="32"/>
     </w:rPr>
   </w:style>
-  <w:style w:type="table" w:customStyle="1" w:styleId="14">
+  <w:style w:type="table" w:customStyle="1" w:styleId="22">
     <w:name w:val="TableGrid"/>
     <w:qFormat/>
     <w:uiPriority w:val="0"/>
@@ -2683,7 +3373,7 @@
       </w:tblCellMar>
     </w:tblPr>
   </w:style>
-  <w:style w:type="character" w:customStyle="1" w:styleId="15">
+  <w:style w:type="character" w:customStyle="1" w:styleId="23">
     <w:name w:val="Heading 3 Char"/>
     <w:basedOn w:val="5"/>
     <w:link w:val="4"/>
@@ -2697,7 +3387,7 @@
       <w:szCs w:val="24"/>
     </w:rPr>
   </w:style>
-  <w:style w:type="paragraph" w:customStyle="1" w:styleId="16">
+  <w:style w:type="paragraph" w:customStyle="1" w:styleId="24">
     <w:name w:val="Style1"/>
     <w:basedOn w:val="4"/>
     <w:qFormat/>
@@ -2712,9 +3402,9 @@
       <w:color w:val="auto"/>
     </w:rPr>
   </w:style>
-  <w:style w:type="paragraph" w:customStyle="1" w:styleId="17">
+  <w:style w:type="paragraph" w:customStyle="1" w:styleId="25">
     <w:name w:val="Style2"/>
-    <w:basedOn w:val="9"/>
+    <w:basedOn w:val="10"/>
     <w:qFormat/>
     <w:uiPriority w:val="0"/>
     <w:pPr>
@@ -2727,15 +3417,15 @@
       <w:bCs/>
     </w:rPr>
   </w:style>
-  <w:style w:type="paragraph" w:customStyle="1" w:styleId="18">
+  <w:style w:type="paragraph" w:customStyle="1" w:styleId="26">
     <w:name w:val="Style3"/>
-    <w:basedOn w:val="17"/>
+    <w:basedOn w:val="25"/>
     <w:qFormat/>
     <w:uiPriority w:val="0"/>
   </w:style>
-  <w:style w:type="paragraph" w:customStyle="1" w:styleId="19">
+  <w:style w:type="paragraph" w:customStyle="1" w:styleId="27">
     <w:name w:val="Style4"/>
-    <w:basedOn w:val="9"/>
+    <w:basedOn w:val="10"/>
     <w:qFormat/>
     <w:uiPriority w:val="0"/>
     <w:pPr>
@@ -2747,9 +3437,9 @@
       <w:bCs/>
     </w:rPr>
   </w:style>
-  <w:style w:type="paragraph" w:customStyle="1" w:styleId="20">
+  <w:style w:type="paragraph" w:customStyle="1" w:styleId="28">
     <w:name w:val="Style5"/>
-    <w:basedOn w:val="9"/>
+    <w:basedOn w:val="10"/>
     <w:qFormat/>
     <w:uiPriority w:val="0"/>
     <w:pPr>
@@ -2761,9 +3451,9 @@
       <w:bCs/>
     </w:rPr>
   </w:style>
-  <w:style w:type="paragraph" w:customStyle="1" w:styleId="21">
+  <w:style w:type="paragraph" w:customStyle="1" w:styleId="29">
     <w:name w:val="Style6"/>
-    <w:basedOn w:val="9"/>
+    <w:basedOn w:val="10"/>
     <w:qFormat/>
     <w:uiPriority w:val="0"/>
     <w:pPr>
@@ -2775,9 +3465,9 @@
       <w:bCs/>
     </w:rPr>
   </w:style>
-  <w:style w:type="paragraph" w:customStyle="1" w:styleId="22">
+  <w:style w:type="paragraph" w:customStyle="1" w:styleId="30">
     <w:name w:val="Style7"/>
-    <w:basedOn w:val="9"/>
+    <w:basedOn w:val="10"/>
     <w:qFormat/>
     <w:uiPriority w:val="0"/>
     <w:pPr>
@@ -2789,7 +3479,7 @@
       <w:bCs/>
     </w:rPr>
   </w:style>
-  <w:style w:type="paragraph" w:customStyle="1" w:styleId="23">
+  <w:style w:type="paragraph" w:customStyle="1" w:styleId="31">
     <w:name w:val="TOC Heading"/>
     <w:basedOn w:val="2"/>
     <w:next w:val="1"/>
@@ -2809,128 +3499,30 @@
       <w:lang w:eastAsia="en-US"/>
     </w:rPr>
   </w:style>
-  <w:style w:type="paragraph" w:customStyle="1" w:styleId="24">
-    <w:name w:val="Preset Styles1"/>
-    <w:basedOn w:val="1"/>
-    <w:next w:val="1"/>
-    <w:uiPriority w:val="0"/>
-    <w:pPr>
-      <w:keepNext/>
-      <w:keepLines/>
-      <w:spacing w:line="312" w:lineRule="auto"/>
-      <w:ind w:left="0" w:firstLine="0"/>
-    </w:pPr>
-    <w:rPr>
-      <w:rFonts w:ascii="Times New Roman" w:hAnsi="Times New Roman" w:cs="Times New Roman"/>
-      <w:b/>
-      <w:color w:val="2980B9"/>
-      <w:sz w:val="32"/>
-    </w:rPr>
-  </w:style>
-  <w:style w:type="paragraph" w:customStyle="1" w:styleId="25">
-    <w:name w:val="h1"/>
-    <w:basedOn w:val="1"/>
-    <w:next w:val="1"/>
-    <w:uiPriority w:val="0"/>
-    <w:pPr>
-      <w:keepNext/>
-      <w:keepLines/>
-      <w:spacing w:before="200" w:beforeLines="200" w:after="200" w:afterLines="200" w:line="312" w:lineRule="auto"/>
-      <w:ind w:left="0" w:firstLine="0"/>
-    </w:pPr>
-    <w:rPr>
-      <w:rFonts w:ascii="Times New Roman" w:hAnsi="Times New Roman" w:eastAsia="Noto Sans JP" w:cs="Times New Roman"/>
-      <w:b/>
-      <w:color w:val="2980B9"/>
-      <w:sz w:val="32"/>
-    </w:rPr>
-  </w:style>
-  <w:style w:type="paragraph" w:customStyle="1" w:styleId="26">
-    <w:name w:val="h2"/>
-    <w:basedOn w:val="1"/>
-    <w:next w:val="1"/>
-    <w:uiPriority w:val="0"/>
-    <w:pPr>
-      <w:keepNext/>
-      <w:keepLines/>
-      <w:spacing w:line="312" w:lineRule="auto"/>
-      <w:ind w:left="0" w:leftChars="0" w:firstLine="432"/>
-      <w:outlineLvl w:val="1"/>
-    </w:pPr>
-    <w:rPr>
-      <w:rFonts w:ascii="Times New Roman" w:hAnsi="Times New Roman" w:eastAsia="Noto Sans JP" w:cs="Times New Roman"/>
-      <w:b/>
-      <w:color w:val="16A085"/>
-      <w:sz w:val="26"/>
-    </w:rPr>
-  </w:style>
-  <w:style w:type="paragraph" w:customStyle="1" w:styleId="27">
-    <w:name w:val="Preset Styles2"/>
+  <w:style w:type="paragraph" w:customStyle="1" w:styleId="32">
+    <w:name w:val="ckkkkk"/>
     <w:basedOn w:val="1"/>
     <w:uiPriority w:val="0"/>
     <w:pPr>
-      <w:numPr>
-        <w:ilvl w:val="0"/>
-        <w:numId w:val="1"/>
-      </w:numPr>
-      <w:ind w:left="360" w:firstLine="0"/>
-      <w:outlineLvl w:val="2"/>
+      <w:ind w:left="360"/>
+      <w:jc w:val="center"/>
     </w:pPr>
     <w:rPr>
-      <w:rFonts w:ascii="Times New Roman" w:hAnsi="Times New Roman" w:cs="Times New Roman"/>
-      <w:b/>
-      <w:bCs/>
+      <w:rFonts w:ascii="Times New Roman" w:hAnsi="Times New Roman" w:eastAsia="Noto Sans JP"/>
     </w:rPr>
   </w:style>
-  <w:style w:type="paragraph" w:customStyle="1" w:styleId="28">
-    <w:name w:val="1"/>
+  <w:style w:type="paragraph" w:customStyle="1" w:styleId="33">
+    <w:name w:val="koko"/>
     <w:basedOn w:val="1"/>
     <w:uiPriority w:val="0"/>
     <w:pPr>
-      <w:keepNext/>
-      <w:keepLines/>
-      <w:spacing w:before="200" w:beforeLines="200" w:after="200" w:afterLines="200" w:line="312" w:lineRule="auto"/>
+      <w:ind w:left="360"/>
+      <w:jc w:val="center"/>
     </w:pPr>
     <w:rPr>
-      <w:rFonts w:ascii="Times New Roman" w:hAnsi="Times New Roman" w:eastAsia="Noto Sans JP" w:cs="Times New Roman"/>
-      <w:b/>
-      <w:color w:val="2980B9"/>
-      <w:sz w:val="32"/>
-    </w:rPr>
-  </w:style>
-  <w:style w:type="paragraph" w:customStyle="1" w:styleId="29">
-    <w:name w:val="tieude1"/>
-    <w:basedOn w:val="1"/>
-    <w:uiPriority w:val="0"/>
-    <w:pPr>
-      <w:keepNext/>
-      <w:keepLines/>
-      <w:spacing w:before="200" w:beforeLines="200" w:after="200" w:afterLines="200" w:line="312" w:lineRule="auto"/>
-    </w:pPr>
-    <w:rPr>
-      <w:rFonts w:ascii="Times New Roman" w:hAnsi="Times New Roman" w:eastAsia="Noto Sans JP" w:cs="Times New Roman"/>
-      <w:b/>
-      <w:color w:val="2980B9"/>
-      <w:sz w:val="32"/>
-    </w:rPr>
-  </w:style>
-  <w:style w:type="paragraph" w:customStyle="1" w:styleId="30">
-    <w:name w:val="tieude1.1"/>
-    <w:basedOn w:val="1"/>
-    <w:next w:val="1"/>
-    <w:uiPriority w:val="0"/>
-    <w:pPr>
-      <w:keepNext/>
-      <w:keepLines/>
-      <w:spacing w:line="312" w:lineRule="auto"/>
-      <w:ind w:left="0" w:firstLine="0"/>
-      <w:outlineLvl w:val="1"/>
-    </w:pPr>
-    <w:rPr>
-      <w:rFonts w:ascii="Times New Roman" w:hAnsi="Times New Roman" w:cs="Times New Roman"/>
-      <w:b/>
-      <w:color w:val="16A085"/>
-      <w:sz w:val="26"/>
+      <w:rFonts w:ascii="Times New Roman" w:hAnsi="Times New Roman" w:eastAsia="Noto Sans JP"/>
+      <w:i/>
+      <w:iCs/>
     </w:rPr>
   </w:style>
 </w:styles>
